--- a/Лампочка ЛБ2.docx
+++ b/Лампочка ЛБ2.docx
@@ -26,16 +26,7 @@
           <w:szCs w:val="28"/>
           <w:lang w:val="en-US"/>
         </w:rPr>
-        <w:t xml:space="preserve">32760  </w:t>
-      </w:r>
-      <w:r>
-        <w:rPr>
-          <w:rFonts w:ascii="Times New Roman" w:hAnsi="Times New Roman" w:cs="Times New Roman"/>
-          <w:sz w:val="28"/>
-          <w:szCs w:val="28"/>
-          <w:lang w:val="en-US"/>
-        </w:rPr>
-        <w:t>+ 32752</w:t>
+        <w:t>32760  + 32752</w:t>
       </w:r>
     </w:p>
     <w:p>
@@ -53,8 +44,10 @@
       <w:r>
         <w:rPr>
           <w:rFonts w:ascii="Times New Roman" w:hAnsi="Times New Roman" w:cs="Times New Roman"/>
+          <w:noProof/>
           <w:sz w:val="28"/>
           <w:szCs w:val="28"/>
+          <w:lang w:eastAsia="ru-RU"/>
         </w:rPr>
         <w:drawing>
           <wp:inline distT="0" distB="0" distL="0" distR="0" wp14:anchorId="7F98F832" wp14:editId="2A769B9D">
@@ -111,6 +104,10 @@
         </w:rPr>
       </w:pPr>
       <w:r>
+        <w:rPr>
+          <w:noProof/>
+          <w:lang w:eastAsia="ru-RU"/>
+        </w:rPr>
         <w:drawing>
           <wp:anchor distT="0" distB="0" distL="114300" distR="114300" simplePos="0" relativeHeight="251658240" behindDoc="0" locked="0" layoutInCell="1" allowOverlap="1" wp14:anchorId="71E478DD" wp14:editId="64FD98AA">
             <wp:simplePos x="0" y="0"/>
@@ -313,28 +310,8 @@
           <w:lang w:val="en-US"/>
         </w:rPr>
         <w:lastRenderedPageBreak/>
-        <w:t>256  -</w:t>
+        <w:t>256  -  256</w:t>
       </w:r>
-      <w:r>
-        <w:rPr>
-          <w:rFonts w:ascii="Times New Roman" w:hAnsi="Times New Roman" w:cs="Times New Roman"/>
-          <w:sz w:val="28"/>
-          <w:szCs w:val="28"/>
-          <w:lang w:val="en-US"/>
-        </w:rPr>
-        <w:t xml:space="preserve"> </w:t>
-      </w:r>
-      <w:r>
-        <w:rPr>
-          <w:rFonts w:ascii="Times New Roman" w:hAnsi="Times New Roman" w:cs="Times New Roman"/>
-          <w:sz w:val="28"/>
-          <w:szCs w:val="28"/>
-          <w:lang w:val="en-US"/>
-        </w:rPr>
-        <w:t xml:space="preserve"> 256</w:t>
-      </w:r>
-      <w:bookmarkStart w:id="0" w:name="_GoBack"/>
-      <w:bookmarkEnd w:id="0"/>
     </w:p>
     <w:p>
       <w:pPr>
@@ -350,8 +327,10 @@
       <w:r>
         <w:rPr>
           <w:rFonts w:ascii="Times New Roman" w:hAnsi="Times New Roman" w:cs="Times New Roman"/>
+          <w:noProof/>
           <w:sz w:val="28"/>
           <w:szCs w:val="28"/>
+          <w:lang w:eastAsia="ru-RU"/>
         </w:rPr>
         <w:drawing>
           <wp:inline distT="0" distB="0" distL="0" distR="0" wp14:anchorId="017FAF40" wp14:editId="1A72D7BC">
@@ -911,8 +890,10 @@
                 <w:szCs w:val="28"/>
                 <w:lang w:val="en-US"/>
               </w:rPr>
-              <w:t>1</w:t>
+              <w:t>0</w:t>
             </w:r>
+            <w:bookmarkStart w:id="0" w:name="_GoBack"/>
+            <w:bookmarkEnd w:id="0"/>
           </w:p>
         </w:tc>
         <w:tc>
@@ -3638,7 +3619,7 @@
 </file>
 
 <file path=customXml/itemProps1.xml><?xml version="1.0" encoding="utf-8"?>
-<ds:datastoreItem xmlns:ds="http://schemas.openxmlformats.org/officeDocument/2006/customXml" ds:itemID="{8A71D6EE-F112-4F29-B5DF-B7FDEC20E6C1}">
+<ds:datastoreItem xmlns:ds="http://schemas.openxmlformats.org/officeDocument/2006/customXml" ds:itemID="{7285D1F4-79E9-4249-AC22-C282D989993F}">
   <ds:schemaRefs>
     <ds:schemaRef ds:uri="http://schemas.openxmlformats.org/officeDocument/2006/bibliography"/>
   </ds:schemaRefs>
